--- a/Tamil_Hackathon- README.docx
+++ b/Tamil_Hackathon- README.docx
@@ -1383,6 +1383,12 @@
             <w:insideH w:val="single" w:color="auto" w:sz="4" w:space="0"/>
             <w:insideV w:val="single" w:color="auto" w:sz="4" w:space="0"/>
           </w:tblBorders>
+          <w:tblCellMar>
+            <w:top w:w="0" w:type="dxa"/>
+            <w:left w:w="10" w:type="dxa"/>
+            <w:bottom w:w="0" w:type="dxa"/>
+            <w:right w:w="10" w:type="dxa"/>
+          </w:tblCellMar>
         </w:tblPrEx>
         <w:tc>
           <w:tcPr>
@@ -2875,7 +2881,7 @@
           <w:sz w:val="19"/>
           <w:szCs w:val="19"/>
         </w:rPr>
-        <w:t>Solla Marantha Kadhai</w:t>
+        <w:t>Solla_marandha_kadhai</w:t>
       </w:r>
       <w:r>
         <w:rPr>
@@ -2903,7 +2909,25 @@
           <w:sz w:val="19"/>
           <w:szCs w:val="19"/>
         </w:rPr>
-        <w:t>cd tamil-nlp-project/backend</w:t>
+        <w:t xml:space="preserve">cd </w:t>
+      </w:r>
+      <w:r>
+        <w:rPr>
+          <w:rFonts w:hint="default" w:ascii="Courier New" w:hAnsi="Courier New" w:eastAsia="Courier New" w:cs="Courier New"/>
+          <w:color w:val="D4D4D4"/>
+          <w:sz w:val="19"/>
+          <w:szCs w:val="19"/>
+        </w:rPr>
+        <w:t>Solla_marandha_kadhai</w:t>
+      </w:r>
+      <w:r>
+        <w:rPr>
+          <w:rFonts w:ascii="Courier New" w:hAnsi="Courier New" w:eastAsia="Courier New" w:cs="Courier New"/>
+          <w:color w:val="D4D4D4"/>
+          <w:sz w:val="19"/>
+          <w:szCs w:val="19"/>
+        </w:rPr>
+        <w:t>/backend</w:t>
       </w:r>
     </w:p>
     <w:p>
@@ -2924,6 +2948,8 @@
         </w:rPr>
         <w:t>python -m venv venv</w:t>
       </w:r>
+      <w:bookmarkStart w:id="0" w:name="_GoBack"/>
+      <w:bookmarkEnd w:id="0"/>
     </w:p>
     <w:p>
       <w:pPr>
@@ -5820,7 +5846,7 @@
   <w:docDefaults>
     <w:rPrDefault>
       <w:rPr>
-        <w:rFonts w:ascii="Calibri" w:hAnsi="Calibri" w:eastAsia="Calibri" w:cs="Calibri"/>
+        <w:rFonts w:ascii="Times New Roman" w:hAnsi="Times New Roman" w:eastAsia="SimSun" w:cs="Times New Roman"/>
       </w:rPr>
     </w:rPrDefault>
     <w:pPrDefault/>
@@ -5864,7 +5890,7 @@
     <w:lsdException w:unhideWhenUsed="0" w:uiPriority="0" w:semiHidden="0" w:name="table of figures"/>
     <w:lsdException w:unhideWhenUsed="0" w:uiPriority="0" w:semiHidden="0" w:name="envelope address"/>
     <w:lsdException w:unhideWhenUsed="0" w:uiPriority="0" w:semiHidden="0" w:name="envelope return"/>
-    <w:lsdException w:uiPriority="99" w:name="footnote reference"/>
+    <w:lsdException w:qFormat="1" w:uiPriority="99" w:name="footnote reference"/>
     <w:lsdException w:unhideWhenUsed="0" w:uiPriority="0" w:semiHidden="0" w:name="annotation reference"/>
     <w:lsdException w:unhideWhenUsed="0" w:uiPriority="0" w:semiHidden="0" w:name="line number"/>
     <w:lsdException w:unhideWhenUsed="0" w:uiPriority="0" w:semiHidden="0" w:name="page number"/>
@@ -6225,6 +6251,7 @@
     <w:name w:val="footnote reference"/>
     <w:semiHidden/>
     <w:unhideWhenUsed/>
+    <w:qFormat/>
     <w:uiPriority w:val="99"/>
     <w:rPr>
       <w:vertAlign w:val="superscript"/>
